--- a/fra/docx/65.content.docx
+++ b/fra/docx/65.content.docx
@@ -19,7 +19,7 @@
         <w:rPr>
           <w:lang w:val="fr_FR" w:bidi="fr_FR"/>
         </w:rPr>
-        <w:t>Resource: Notes d'étude - Introductions aux livres (Tyndale)</w:t>
+        <w:t>Resource: Tyndale Open Study Notes</w:t>
       </w:r>
       <w:r>
         <w:rPr>
@@ -112,7 +112,7 @@
         <w:rPr>
           <w:lang w:val="fr_FR" w:bidi="fr_FR"/>
         </w:rPr>
-        <w:t>Notes d'étude - Introductions aux livres (Tyndale)</w:t>
+        <w:t>Tyndale Open Study Notes</w:t>
       </w:r>
     </w:p>
     <w:p>

--- a/fra/docx/65.content.docx
+++ b/fra/docx/65.content.docx
@@ -19,7 +19,7 @@
         <w:rPr>
           <w:lang w:val="fr_FR" w:bidi="fr_FR"/>
         </w:rPr>
-        <w:t>Resource: Tyndale Open Study Notes</w:t>
+        <w:t>Resource: Aquifer Open Study Notes (Book Intros)</w:t>
       </w:r>
       <w:r>
         <w:rPr>
@@ -112,7 +112,7 @@
         <w:rPr>
           <w:lang w:val="fr_FR" w:bidi="fr_FR"/>
         </w:rPr>
-        <w:t>Tyndale Open Study Notes</w:t>
+        <w:t>Aquifer Open Study Notes (Book Intros)</w:t>
       </w:r>
     </w:p>
     <w:p>

--- a/fra/docx/65.content.docx
+++ b/fra/docx/65.content.docx
@@ -258,90 +258,60 @@
         </w:rPr>
         <w:t>Jude rédige cette lettre pour s’opposer à des faux enseignants présents dans l’église primitive. Il se concentre moins sur leurs enseignements que sur leur manière de vivre. Au cœur de sa dénonciation se trouve l’accusation qu’ils se comportent comme des libertins : ils considèrent que la grâce de Dieu révélée en Christ leur permet de vivre sans contrainte (</w:t>
       </w:r>
-      <w:hyperlink r:id="rId13">
-        <w:r>
-          <w:rPr>
-            <w:lang w:val="fr_FR" w:bidi="fr_FR"/>
-          </w:rPr>
-          <w:rPr>
-            <w:color w:val="0000EE"/>
-            <w:u w:val="single"/>
-          </w:rPr>
-          <w:t>1.4</w:t>
-        </w:r>
-      </w:hyperlink>
+      <w:r>
+        <w:rPr>
+          <w:lang w:val="fr_FR" w:bidi="fr_FR"/>
+        </w:rPr>
+        <w:t>1.4</w:t>
+      </w:r>
       <w:r>
         <w:rPr>
           <w:lang w:val="fr_FR" w:bidi="fr_FR"/>
         </w:rPr>
         <w:t xml:space="preserve">). Ils rejettent toute forme d’autorité (voir </w:t>
       </w:r>
-      <w:hyperlink r:id="rId14">
-        <w:r>
-          <w:rPr>
-            <w:lang w:val="fr_FR" w:bidi="fr_FR"/>
-          </w:rPr>
-          <w:rPr>
-            <w:color w:val="0000EE"/>
-            <w:u w:val="single"/>
-          </w:rPr>
-          <w:t>1.8–9</w:t>
-        </w:r>
-      </w:hyperlink>
+      <w:r>
+        <w:rPr>
+          <w:lang w:val="fr_FR" w:bidi="fr_FR"/>
+        </w:rPr>
+        <w:t>1.8–9</w:t>
+      </w:r>
       <w:r>
         <w:rPr>
           <w:lang w:val="fr_FR" w:bidi="fr_FR"/>
         </w:rPr>
         <w:t>) et ils s'engagent dans de nombreux comportements pécheurs multiples (</w:t>
       </w:r>
-      <w:hyperlink r:id="rId15">
-        <w:r>
-          <w:rPr>
-            <w:lang w:val="fr_FR" w:bidi="fr_FR"/>
-          </w:rPr>
-          <w:rPr>
-            <w:color w:val="0000EE"/>
-            <w:u w:val="single"/>
-          </w:rPr>
-          <w:t>1.16</w:t>
-        </w:r>
-      </w:hyperlink>
+      <w:r>
+        <w:rPr>
+          <w:lang w:val="fr_FR" w:bidi="fr_FR"/>
+        </w:rPr>
+        <w:t>1.16</w:t>
+      </w:r>
       <w:r>
         <w:rPr>
           <w:lang w:val="fr_FR" w:bidi="fr_FR"/>
         </w:rPr>
         <w:t xml:space="preserve">, </w:t>
       </w:r>
-      <w:hyperlink r:id="rId16">
-        <w:r>
-          <w:rPr>
-            <w:lang w:val="fr_FR" w:bidi="fr_FR"/>
-          </w:rPr>
-          <w:rPr>
-            <w:color w:val="0000EE"/>
-            <w:u w:val="single"/>
-          </w:rPr>
-          <w:t>19</w:t>
-        </w:r>
-      </w:hyperlink>
+      <w:r>
+        <w:rPr>
+          <w:lang w:val="fr_FR" w:bidi="fr_FR"/>
+        </w:rPr>
+        <w:t>19</w:t>
+      </w:r>
       <w:r>
         <w:rPr>
           <w:lang w:val="fr_FR" w:bidi="fr_FR"/>
         </w:rPr>
         <w:t xml:space="preserve">). Bien qu’ils prétendent suivre le Christ (voir </w:t>
       </w:r>
-      <w:hyperlink r:id="rId13">
-        <w:r>
-          <w:rPr>
-            <w:lang w:val="fr_FR" w:bidi="fr_FR"/>
-          </w:rPr>
-          <w:rPr>
-            <w:color w:val="0000EE"/>
-            <w:u w:val="single"/>
-          </w:rPr>
-          <w:t>1.4</w:t>
-        </w:r>
-      </w:hyperlink>
+      <w:r>
+        <w:rPr>
+          <w:lang w:val="fr_FR" w:bidi="fr_FR"/>
+        </w:rPr>
+        <w:t>1.4</w:t>
+      </w:r>
       <w:r>
         <w:rPr>
           <w:lang w:val="fr_FR" w:bidi="fr_FR"/>
@@ -373,36 +343,24 @@
         </w:rPr>
         <w:t>Après une brève salutation (</w:t>
       </w:r>
-      <w:hyperlink r:id="rId17">
-        <w:r>
-          <w:rPr>
-            <w:lang w:val="fr_FR" w:bidi="fr_FR"/>
-          </w:rPr>
-          <w:rPr>
-            <w:color w:val="0000EE"/>
-            <w:u w:val="single"/>
-          </w:rPr>
-          <w:t>1.1–2</w:t>
-        </w:r>
-      </w:hyperlink>
+      <w:r>
+        <w:rPr>
+          <w:lang w:val="fr_FR" w:bidi="fr_FR"/>
+        </w:rPr>
+        <w:t>1.1–2</w:t>
+      </w:r>
       <w:r>
         <w:rPr>
           <w:lang w:val="fr_FR" w:bidi="fr_FR"/>
         </w:rPr>
         <w:t>), Jude expose la situation qui l’amène à écrire (</w:t>
       </w:r>
-      <w:hyperlink r:id="rId18">
-        <w:r>
-          <w:rPr>
-            <w:lang w:val="fr_FR" w:bidi="fr_FR"/>
-          </w:rPr>
-          <w:rPr>
-            <w:color w:val="0000EE"/>
-            <w:u w:val="single"/>
-          </w:rPr>
-          <w:t>1.3–4</w:t>
-        </w:r>
-      </w:hyperlink>
+      <w:r>
+        <w:rPr>
+          <w:lang w:val="fr_FR" w:bidi="fr_FR"/>
+        </w:rPr>
+        <w:t>1.3–4</w:t>
+      </w:r>
       <w:r>
         <w:rPr>
           <w:lang w:val="fr_FR" w:bidi="fr_FR"/>
@@ -423,18 +381,12 @@
         </w:rPr>
         <w:t xml:space="preserve">Dans </w:t>
       </w:r>
-      <w:hyperlink r:id="rId19">
-        <w:r>
-          <w:rPr>
-            <w:lang w:val="fr_FR" w:bidi="fr_FR"/>
-          </w:rPr>
-          <w:rPr>
-            <w:color w:val="0000EE"/>
-            <w:u w:val="single"/>
-          </w:rPr>
-          <w:t>1.5–16</w:t>
-        </w:r>
-      </w:hyperlink>
+      <w:r>
+        <w:rPr>
+          <w:lang w:val="fr_FR" w:bidi="fr_FR"/>
+        </w:rPr>
+        <w:t>1.5–16</w:t>
+      </w:r>
       <w:r>
         <w:rPr>
           <w:lang w:val="fr_FR" w:bidi="fr_FR"/>
@@ -448,18 +400,12 @@
         </w:rPr>
         <w:t>A,</w:t>
       </w:r>
-      <w:hyperlink r:id="rId20">
-        <w:r>
-          <w:rPr>
-            <w:lang w:val="fr_FR" w:bidi="fr_FR"/>
-          </w:rPr>
-          <w:rPr>
-            <w:color w:val="0000EE"/>
-            <w:u w:val="single"/>
-          </w:rPr>
-          <w:t>1.5–10</w:t>
-        </w:r>
-      </w:hyperlink>
+      <w:r>
+        <w:rPr>
+          <w:lang w:val="fr_FR" w:bidi="fr_FR"/>
+        </w:rPr>
+        <w:t>1.5–10</w:t>
+      </w:r>
       <w:r>
         <w:rPr>
           <w:lang w:val="fr_FR" w:bidi="fr_FR"/>
@@ -473,18 +419,12 @@
         </w:rPr>
         <w:t>B,</w:t>
       </w:r>
-      <w:hyperlink r:id="rId21">
-        <w:r>
-          <w:rPr>
-            <w:lang w:val="fr_FR" w:bidi="fr_FR"/>
-          </w:rPr>
-          <w:rPr>
-            <w:color w:val="0000EE"/>
-            <w:u w:val="single"/>
-          </w:rPr>
-          <w:t>1.11–13</w:t>
-        </w:r>
-      </w:hyperlink>
+      <w:r>
+        <w:rPr>
+          <w:lang w:val="fr_FR" w:bidi="fr_FR"/>
+        </w:rPr>
+        <w:t>1.11–13</w:t>
+      </w:r>
       <w:r>
         <w:rPr>
           <w:lang w:val="fr_FR" w:bidi="fr_FR"/>
@@ -498,18 +438,12 @@
         </w:rPr>
         <w:t>A’,</w:t>
       </w:r>
-      <w:hyperlink r:id="rId22">
-        <w:r>
-          <w:rPr>
-            <w:lang w:val="fr_FR" w:bidi="fr_FR"/>
-          </w:rPr>
-          <w:rPr>
-            <w:color w:val="0000EE"/>
-            <w:u w:val="single"/>
-          </w:rPr>
-          <w:t>1.14–16</w:t>
-        </w:r>
-      </w:hyperlink>
+      <w:r>
+        <w:rPr>
+          <w:lang w:val="fr_FR" w:bidi="fr_FR"/>
+        </w:rPr>
+        <w:t>1.14–16</w:t>
+      </w:r>
       <w:r>
         <w:rPr>
           <w:lang w:val="fr_FR" w:bidi="fr_FR"/>
@@ -530,36 +464,24 @@
         </w:rPr>
         <w:t>Jude s'adresse ensuite directement à ses lecteurs (</w:t>
       </w:r>
-      <w:hyperlink r:id="rId23">
-        <w:r>
-          <w:rPr>
-            <w:lang w:val="fr_FR" w:bidi="fr_FR"/>
-          </w:rPr>
-          <w:rPr>
-            <w:color w:val="0000EE"/>
-            <w:u w:val="single"/>
-          </w:rPr>
-          <w:t>1.17–23</w:t>
-        </w:r>
-      </w:hyperlink>
+      <w:r>
+        <w:rPr>
+          <w:lang w:val="fr_FR" w:bidi="fr_FR"/>
+        </w:rPr>
+        <w:t>1.17–23</w:t>
+      </w:r>
       <w:r>
         <w:rPr>
           <w:lang w:val="fr_FR" w:bidi="fr_FR"/>
         </w:rPr>
         <w:t>) : il les exhorte à rester fermement attachés à la vérité de Dieu et à venir en aide à ceux qui pourraient vaciller face à l’influence des faux enseignants. La lettre se conclut par une magnifique doxologie (</w:t>
       </w:r>
-      <w:hyperlink r:id="rId24">
-        <w:r>
-          <w:rPr>
-            <w:lang w:val="fr_FR" w:bidi="fr_FR"/>
-          </w:rPr>
-          <w:rPr>
-            <w:color w:val="0000EE"/>
-            <w:u w:val="single"/>
-          </w:rPr>
-          <w:t>1.24–25</w:t>
-        </w:r>
-      </w:hyperlink>
+      <w:r>
+        <w:rPr>
+          <w:lang w:val="fr_FR" w:bidi="fr_FR"/>
+        </w:rPr>
+        <w:t>1.24–25</w:t>
+      </w:r>
       <w:r>
         <w:rPr>
           <w:lang w:val="fr_FR" w:bidi="fr_FR"/>
@@ -591,216 +513,144 @@
         </w:rPr>
         <w:t>Jude se présente comme « un frère de Jacques » (</w:t>
       </w:r>
-      <w:hyperlink r:id="rId25">
-        <w:r>
-          <w:rPr>
-            <w:lang w:val="fr_FR" w:bidi="fr_FR"/>
-          </w:rPr>
-          <w:rPr>
-            <w:color w:val="0000EE"/>
-            <w:u w:val="single"/>
-          </w:rPr>
-          <w:t>1.1</w:t>
-        </w:r>
-      </w:hyperlink>
+      <w:r>
+        <w:rPr>
+          <w:lang w:val="fr_FR" w:bidi="fr_FR"/>
+        </w:rPr>
+        <w:t>1.1</w:t>
+      </w:r>
       <w:r>
         <w:rPr>
           <w:lang w:val="fr_FR" w:bidi="fr_FR"/>
         </w:rPr>
         <w:t>). Ce Jacques est très probablement le « frère du Seigneur » (</w:t>
       </w:r>
-      <w:hyperlink r:id="rId26">
-        <w:r>
-          <w:rPr>
-            <w:lang w:val="fr_FR" w:bidi="fr_FR"/>
-          </w:rPr>
-          <w:rPr>
-            <w:color w:val="0000EE"/>
-            <w:u w:val="single"/>
-          </w:rPr>
-          <w:t>Ga 1.19</w:t>
-        </w:r>
-      </w:hyperlink>
+      <w:r>
+        <w:rPr>
+          <w:lang w:val="fr_FR" w:bidi="fr_FR"/>
+        </w:rPr>
+        <w:t>Ga 1.19</w:t>
+      </w:r>
       <w:r>
         <w:rPr>
           <w:lang w:val="fr_FR" w:bidi="fr_FR"/>
         </w:rPr>
         <w:t xml:space="preserve"> ; voir </w:t>
       </w:r>
-      <w:hyperlink r:id="rId27">
-        <w:r>
-          <w:rPr>
-            <w:lang w:val="fr_FR" w:bidi="fr_FR"/>
-          </w:rPr>
-          <w:rPr>
-            <w:color w:val="0000EE"/>
-            <w:u w:val="single"/>
-          </w:rPr>
-          <w:t>Mt 13.55</w:t>
-        </w:r>
-      </w:hyperlink>
+      <w:r>
+        <w:rPr>
+          <w:lang w:val="fr_FR" w:bidi="fr_FR"/>
+        </w:rPr>
+        <w:t>Mt 13.55</w:t>
+      </w:r>
       <w:r>
         <w:rPr>
           <w:lang w:val="fr_FR" w:bidi="fr_FR"/>
         </w:rPr>
         <w:t xml:space="preserve"> // </w:t>
       </w:r>
-      <w:hyperlink r:id="rId28">
-        <w:r>
-          <w:rPr>
-            <w:lang w:val="fr_FR" w:bidi="fr_FR"/>
-          </w:rPr>
-          <w:rPr>
-            <w:color w:val="0000EE"/>
-            <w:u w:val="single"/>
-          </w:rPr>
-          <w:t>Mc 6.3</w:t>
-        </w:r>
-      </w:hyperlink>
+      <w:r>
+        <w:rPr>
+          <w:lang w:val="fr_FR" w:bidi="fr_FR"/>
+        </w:rPr>
+        <w:t>Mc 6.3</w:t>
+      </w:r>
       <w:r>
         <w:rPr>
           <w:lang w:val="fr_FR" w:bidi="fr_FR"/>
         </w:rPr>
         <w:t>), qui est par la suite devenu le chef reconnu de l’Église de Jérusalem (</w:t>
       </w:r>
-      <w:hyperlink r:id="rId29">
-        <w:r>
-          <w:rPr>
-            <w:lang w:val="fr_FR" w:bidi="fr_FR"/>
-          </w:rPr>
-          <w:rPr>
-            <w:color w:val="0000EE"/>
-            <w:u w:val="single"/>
-          </w:rPr>
-          <w:t>Ac 15.13–21</w:t>
-        </w:r>
-      </w:hyperlink>
+      <w:r>
+        <w:rPr>
+          <w:lang w:val="fr_FR" w:bidi="fr_FR"/>
+        </w:rPr>
+        <w:t>Ac 15.13–21</w:t>
+      </w:r>
       <w:r>
         <w:rPr>
           <w:lang w:val="fr_FR" w:bidi="fr_FR"/>
         </w:rPr>
         <w:t xml:space="preserve"> ; </w:t>
       </w:r>
-      <w:hyperlink r:id="rId30">
-        <w:r>
-          <w:rPr>
-            <w:lang w:val="fr_FR" w:bidi="fr_FR"/>
-          </w:rPr>
-          <w:rPr>
-            <w:color w:val="0000EE"/>
-            <w:u w:val="single"/>
-          </w:rPr>
-          <w:t>21.18</w:t>
-        </w:r>
-      </w:hyperlink>
+      <w:r>
+        <w:rPr>
+          <w:lang w:val="fr_FR" w:bidi="fr_FR"/>
+        </w:rPr>
+        <w:t>21.18</w:t>
+      </w:r>
       <w:r>
         <w:rPr>
           <w:lang w:val="fr_FR" w:bidi="fr_FR"/>
         </w:rPr>
         <w:t xml:space="preserve">) et a écrit la lettre portant son nom. Jude est donc également un frère de Jésus (il est appelé « Judas » dans </w:t>
       </w:r>
-      <w:hyperlink r:id="rId27">
-        <w:r>
-          <w:rPr>
-            <w:lang w:val="fr_FR" w:bidi="fr_FR"/>
-          </w:rPr>
-          <w:rPr>
-            <w:color w:val="0000EE"/>
-            <w:u w:val="single"/>
-          </w:rPr>
-          <w:t>Mt 13.55</w:t>
-        </w:r>
-      </w:hyperlink>
+      <w:r>
+        <w:rPr>
+          <w:lang w:val="fr_FR" w:bidi="fr_FR"/>
+        </w:rPr>
+        <w:t>Mt 13.55</w:t>
+      </w:r>
       <w:r>
         <w:rPr>
           <w:lang w:val="fr_FR" w:bidi="fr_FR"/>
         </w:rPr>
         <w:t xml:space="preserve"> // </w:t>
       </w:r>
-      <w:hyperlink r:id="rId28">
-        <w:r>
-          <w:rPr>
-            <w:lang w:val="fr_FR" w:bidi="fr_FR"/>
-          </w:rPr>
-          <w:rPr>
-            <w:color w:val="0000EE"/>
-            <w:u w:val="single"/>
-          </w:rPr>
-          <w:t>Mc 6.3</w:t>
-        </w:r>
-      </w:hyperlink>
+      <w:r>
+        <w:rPr>
+          <w:lang w:val="fr_FR" w:bidi="fr_FR"/>
+        </w:rPr>
+        <w:t>Mc 6.3</w:t>
+      </w:r>
       <w:r>
         <w:rPr>
           <w:lang w:val="fr_FR" w:bidi="fr_FR"/>
         </w:rPr>
         <w:t>). Durant le ministère public de Jésus, Jude et les autres frères de Jésus ne croyaient pas encore en lui (</w:t>
       </w:r>
-      <w:hyperlink r:id="rId31">
-        <w:r>
-          <w:rPr>
-            <w:lang w:val="fr_FR" w:bidi="fr_FR"/>
-          </w:rPr>
-          <w:rPr>
-            <w:color w:val="0000EE"/>
-            <w:u w:val="single"/>
-          </w:rPr>
-          <w:t>Jn 7.5</w:t>
-        </w:r>
-      </w:hyperlink>
+      <w:r>
+        <w:rPr>
+          <w:lang w:val="fr_FR" w:bidi="fr_FR"/>
+        </w:rPr>
+        <w:t>Jn 7.5</w:t>
+      </w:r>
       <w:r>
         <w:rPr>
           <w:lang w:val="fr_FR" w:bidi="fr_FR"/>
         </w:rPr>
         <w:t xml:space="preserve">). Mais après la résurrection, ils sont apparemment devenus croyants (voir </w:t>
       </w:r>
-      <w:hyperlink r:id="rId32">
-        <w:r>
-          <w:rPr>
-            <w:lang w:val="fr_FR" w:bidi="fr_FR"/>
-          </w:rPr>
-          <w:rPr>
-            <w:color w:val="0000EE"/>
-            <w:u w:val="single"/>
-          </w:rPr>
-          <w:t>Ac 1.14</w:t>
-        </w:r>
-      </w:hyperlink>
+      <w:r>
+        <w:rPr>
+          <w:lang w:val="fr_FR" w:bidi="fr_FR"/>
+        </w:rPr>
+        <w:t>Ac 1.14</w:t>
+      </w:r>
       <w:r>
         <w:rPr>
           <w:lang w:val="fr_FR" w:bidi="fr_FR"/>
         </w:rPr>
         <w:t xml:space="preserve"> ; </w:t>
       </w:r>
-      <w:hyperlink r:id="rId33">
-        <w:r>
-          <w:rPr>
-            <w:lang w:val="fr_FR" w:bidi="fr_FR"/>
-          </w:rPr>
-          <w:rPr>
-            <w:color w:val="0000EE"/>
-            <w:u w:val="single"/>
-          </w:rPr>
-          <w:t>1Co 15.7</w:t>
-        </w:r>
-      </w:hyperlink>
+      <w:r>
+        <w:rPr>
+          <w:lang w:val="fr_FR" w:bidi="fr_FR"/>
+        </w:rPr>
+        <w:t>1Co 15.7</w:t>
+      </w:r>
       <w:r>
         <w:rPr>
           <w:lang w:val="fr_FR" w:bidi="fr_FR"/>
         </w:rPr>
         <w:t>) et ont voyagé pour répandre le message du Christ ressuscité (</w:t>
       </w:r>
-      <w:hyperlink r:id="rId34">
-        <w:r>
-          <w:rPr>
-            <w:lang w:val="fr_FR" w:bidi="fr_FR"/>
-          </w:rPr>
-          <w:rPr>
-            <w:color w:val="0000EE"/>
-            <w:u w:val="single"/>
-          </w:rPr>
-          <w:t>1Co 9.5</w:t>
-        </w:r>
-      </w:hyperlink>
+      <w:r>
+        <w:rPr>
+          <w:lang w:val="fr_FR" w:bidi="fr_FR"/>
+        </w:rPr>
+        <w:t>1Co 9.5</w:t>
+      </w:r>
       <w:r>
         <w:rPr>
           <w:lang w:val="fr_FR" w:bidi="fr_FR"/>
@@ -869,108 +719,72 @@
         </w:rPr>
         <w:t>Faux enseignants : les faux enseignants, sous des formes variées, troublent le peuple de Dieu depuis toujours. La lettre de Jude rappelle avec force leur capacité à nuire à la communauté et offre une description saisissante de leur terrible destin. Jude puise de manière dynamique dans l’Ancien Testament et d'autres traditions juives pour décrire leur conduite. Il les compare aux Israélites rebelles dans le désert (</w:t>
       </w:r>
-      <w:hyperlink r:id="rId35">
-        <w:r>
-          <w:rPr>
-            <w:lang w:val="fr_FR" w:bidi="fr_FR"/>
-          </w:rPr>
-          <w:rPr>
-            <w:color w:val="0000EE"/>
-            <w:u w:val="single"/>
-          </w:rPr>
-          <w:t>1.5</w:t>
-        </w:r>
-      </w:hyperlink>
+      <w:r>
+        <w:rPr>
+          <w:lang w:val="fr_FR" w:bidi="fr_FR"/>
+        </w:rPr>
+        <w:t>1.5</w:t>
+      </w:r>
       <w:r>
         <w:rPr>
           <w:lang w:val="fr_FR" w:bidi="fr_FR"/>
         </w:rPr>
         <w:t>), aux anges qui se sont opposés à Dieu (</w:t>
       </w:r>
-      <w:hyperlink r:id="rId36">
-        <w:r>
-          <w:rPr>
-            <w:lang w:val="fr_FR" w:bidi="fr_FR"/>
-          </w:rPr>
-          <w:rPr>
-            <w:color w:val="0000EE"/>
-            <w:u w:val="single"/>
-          </w:rPr>
-          <w:t>1.6</w:t>
-        </w:r>
-      </w:hyperlink>
+      <w:r>
+        <w:rPr>
+          <w:lang w:val="fr_FR" w:bidi="fr_FR"/>
+        </w:rPr>
+        <w:t>1.6</w:t>
+      </w:r>
       <w:r>
         <w:rPr>
           <w:lang w:val="fr_FR" w:bidi="fr_FR"/>
         </w:rPr>
         <w:t>), et aux habitants dépravés de Sodome et Gomorrhe (</w:t>
       </w:r>
-      <w:hyperlink r:id="rId37">
-        <w:r>
-          <w:rPr>
-            <w:lang w:val="fr_FR" w:bidi="fr_FR"/>
-          </w:rPr>
-          <w:rPr>
-            <w:color w:val="0000EE"/>
-            <w:u w:val="single"/>
-          </w:rPr>
-          <w:t>1.7</w:t>
-        </w:r>
-      </w:hyperlink>
+      <w:r>
+        <w:rPr>
+          <w:lang w:val="fr_FR" w:bidi="fr_FR"/>
+        </w:rPr>
+        <w:t>1.7</w:t>
+      </w:r>
       <w:r>
         <w:rPr>
           <w:lang w:val="fr_FR" w:bidi="fr_FR"/>
         </w:rPr>
         <w:t xml:space="preserve">). Les faux enseignants sont comme Caïn (voir </w:t>
       </w:r>
-      <w:hyperlink r:id="rId38">
-        <w:r>
-          <w:rPr>
-            <w:lang w:val="fr_FR" w:bidi="fr_FR"/>
-          </w:rPr>
-          <w:rPr>
-            <w:color w:val="0000EE"/>
-            <w:u w:val="single"/>
-          </w:rPr>
-          <w:t>Gn 4</w:t>
-        </w:r>
-      </w:hyperlink>
+      <w:r>
+        <w:rPr>
+          <w:lang w:val="fr_FR" w:bidi="fr_FR"/>
+        </w:rPr>
+        <w:t>Gn 4</w:t>
+      </w:r>
       <w:r>
         <w:rPr>
           <w:lang w:val="fr_FR" w:bidi="fr_FR"/>
         </w:rPr>
         <w:t xml:space="preserve">), Balaam (voir </w:t>
       </w:r>
-      <w:hyperlink r:id="rId39">
-        <w:r>
-          <w:rPr>
-            <w:lang w:val="fr_FR" w:bidi="fr_FR"/>
-          </w:rPr>
-          <w:rPr>
-            <w:color w:val="0000EE"/>
-            <w:u w:val="single"/>
-          </w:rPr>
-          <w:t>Nb 22–24</w:t>
-        </w:r>
-      </w:hyperlink>
+      <w:r>
+        <w:rPr>
+          <w:lang w:val="fr_FR" w:bidi="fr_FR"/>
+        </w:rPr>
+        <w:t>Nb 22–24</w:t>
+      </w:r>
       <w:r>
         <w:rPr>
           <w:lang w:val="fr_FR" w:bidi="fr_FR"/>
         </w:rPr>
         <w:t xml:space="preserve">), et Koré (voir </w:t>
       </w:r>
-      <w:hyperlink r:id="rId40">
-        <w:r>
-          <w:rPr>
-            <w:lang w:val="fr_FR" w:bidi="fr_FR"/>
-          </w:rPr>
-          <w:rPr>
-            <w:color w:val="0000EE"/>
-            <w:u w:val="single"/>
-          </w:rPr>
-          <w:t>Nb 16</w:t>
-        </w:r>
-      </w:hyperlink>
+      <w:r>
+        <w:rPr>
+          <w:lang w:val="fr_FR" w:bidi="fr_FR"/>
+        </w:rPr>
+        <w:t>Nb 16</w:t>
+      </w:r>
       <w:r>
         <w:rPr>
           <w:lang w:val="fr_FR" w:bidi="fr_FR"/>
@@ -991,18 +805,12 @@
         </w:rPr>
         <w:t xml:space="preserve">Défendre la foi : dans </w:t>
       </w:r>
-      <w:hyperlink r:id="rId41">
-        <w:r>
-          <w:rPr>
-            <w:lang w:val="fr_FR" w:bidi="fr_FR"/>
-          </w:rPr>
-          <w:rPr>
-            <w:color w:val="0000EE"/>
-            <w:u w:val="single"/>
-          </w:rPr>
-          <w:t>1.3</w:t>
-        </w:r>
-      </w:hyperlink>
+      <w:r>
+        <w:rPr>
+          <w:lang w:val="fr_FR" w:bidi="fr_FR"/>
+        </w:rPr>
+        <w:t>1.3</w:t>
+      </w:r>
       <w:r>
         <w:rPr>
           <w:lang w:val="fr_FR" w:bidi="fr_FR"/>
@@ -1021,36 +829,24 @@
         </w:rPr>
         <w:t xml:space="preserve"> » (</w:t>
       </w:r>
-      <w:hyperlink r:id="rId42">
-        <w:r>
-          <w:rPr>
-            <w:lang w:val="fr_FR" w:bidi="fr_FR"/>
-          </w:rPr>
-          <w:rPr>
-            <w:color w:val="0000EE"/>
-            <w:u w:val="single"/>
-          </w:rPr>
-          <w:t>1Tm 6.20</w:t>
-        </w:r>
-      </w:hyperlink>
+      <w:r>
+        <w:rPr>
+          <w:lang w:val="fr_FR" w:bidi="fr_FR"/>
+        </w:rPr>
+        <w:t>1Tm 6.20</w:t>
+      </w:r>
       <w:r>
         <w:rPr>
           <w:lang w:val="fr_FR" w:bidi="fr_FR"/>
         </w:rPr>
         <w:t xml:space="preserve"> ; voir </w:t>
       </w:r>
-      <w:hyperlink r:id="rId43">
-        <w:r>
-          <w:rPr>
-            <w:lang w:val="fr_FR" w:bidi="fr_FR"/>
-          </w:rPr>
-          <w:rPr>
-            <w:color w:val="0000EE"/>
-            <w:u w:val="single"/>
-          </w:rPr>
-          <w:t>2Tm 1.14</w:t>
-        </w:r>
-      </w:hyperlink>
+      <w:r>
+        <w:rPr>
+          <w:lang w:val="fr_FR" w:bidi="fr_FR"/>
+        </w:rPr>
+        <w:t>2Tm 1.14</w:t>
+      </w:r>
       <w:r>
         <w:rPr>
           <w:lang w:val="fr_FR" w:bidi="fr_FR"/>
@@ -1084,18 +880,12 @@
         </w:rPr>
         <w:t xml:space="preserve">, afin de résumer les éléments essentiels de la vérité chrétienne (par ex., </w:t>
       </w:r>
-      <w:hyperlink r:id="rId44">
-        <w:r>
-          <w:rPr>
-            <w:lang w:val="fr_FR" w:bidi="fr_FR"/>
-          </w:rPr>
-          <w:rPr>
-            <w:color w:val="0000EE"/>
-            <w:u w:val="single"/>
-          </w:rPr>
-          <w:t>1Tm 3.16</w:t>
-        </w:r>
-      </w:hyperlink>
+      <w:r>
+        <w:rPr>
+          <w:lang w:val="fr_FR" w:bidi="fr_FR"/>
+        </w:rPr>
+        <w:t>1Tm 3.16</w:t>
+      </w:r>
       <w:r>
         <w:rPr>
           <w:lang w:val="fr_FR" w:bidi="fr_FR"/>
